--- a/LAB 4A JAVASCRIPT.docx
+++ b/LAB 4A JAVASCRIPT.docx
@@ -4,6 +4,514 @@
   <w:body>
     <w:p>
       <w:pPr>
+        <w:spacing w:line="360" w:lineRule="auto"/>
+        <w:jc w:val="center"/>
+        <w:rPr>
+          <w:sz w:val="32"/>
+          <w:szCs w:val="32"/>
+        </w:rPr>
+      </w:pPr>
+      <w:bookmarkStart w:id="0" w:name="OLE_LINK3"/>
+      <w:r>
+        <w:rPr>
+          <w:rFonts w:eastAsia="Calibri"/>
+          <w:noProof/>
+          <w:sz w:val="32"/>
+          <w:szCs w:val="32"/>
+        </w:rPr>
+        <w:drawing>
+          <wp:inline distT="0" distB="0" distL="0" distR="0" wp14:anchorId="373FF1B8" wp14:editId="2B28DE56">
+            <wp:extent cx="3383280" cy="756458"/>
+            <wp:effectExtent l="0" t="0" r="7620" b="5715"/>
+            <wp:docPr id="1833346392" name="image1.png" descr="logo-uthm-2013_SBS"/>
+            <wp:cNvGraphicFramePr/>
+            <a:graphic xmlns:a="http://schemas.openxmlformats.org/drawingml/2006/main">
+              <a:graphicData uri="http://schemas.openxmlformats.org/drawingml/2006/picture">
+                <pic:pic xmlns:pic="http://schemas.openxmlformats.org/drawingml/2006/picture">
+                  <pic:nvPicPr>
+                    <pic:cNvPr id="0" name="image1.png" descr="logo-uthm-2013_SBS"/>
+                    <pic:cNvPicPr preferRelativeResize="0"/>
+                  </pic:nvPicPr>
+                  <pic:blipFill>
+                    <a:blip r:embed="rId10"/>
+                    <a:srcRect/>
+                    <a:stretch>
+                      <a:fillRect/>
+                    </a:stretch>
+                  </pic:blipFill>
+                  <pic:spPr>
+                    <a:xfrm>
+                      <a:off x="0" y="0"/>
+                      <a:ext cx="3403523" cy="760984"/>
+                    </a:xfrm>
+                    <a:prstGeom prst="rect">
+                      <a:avLst/>
+                    </a:prstGeom>
+                    <a:ln/>
+                  </pic:spPr>
+                </pic:pic>
+              </a:graphicData>
+            </a:graphic>
+          </wp:inline>
+        </w:drawing>
+      </w:r>
+    </w:p>
+    <w:p>
+      <w:pPr>
+        <w:spacing w:line="360" w:lineRule="auto"/>
+        <w:jc w:val="center"/>
+        <w:textDirection w:val="btLr"/>
+        <w:rPr>
+          <w:sz w:val="32"/>
+          <w:szCs w:val="32"/>
+        </w:rPr>
+      </w:pPr>
+      <w:r>
+        <w:rPr>
+          <w:rFonts w:eastAsia="Calibri"/>
+          <w:b/>
+          <w:sz w:val="32"/>
+          <w:szCs w:val="32"/>
+        </w:rPr>
+        <w:t>FACULTY COMPUTER SCIENCE AND INFORMATION TECHNOLOGY</w:t>
+      </w:r>
+    </w:p>
+    <w:p/>
+    <w:p/>
+    <w:p/>
+    <w:p>
+      <w:pPr>
+        <w:jc w:val="center"/>
+        <w:rPr>
+          <w:sz w:val="28"/>
+          <w:szCs w:val="28"/>
+        </w:rPr>
+      </w:pPr>
+    </w:p>
+    <w:p>
+      <w:pPr>
+        <w:jc w:val="center"/>
+        <w:rPr>
+          <w:sz w:val="28"/>
+          <w:szCs w:val="28"/>
+        </w:rPr>
+      </w:pPr>
+      <w:r>
+        <w:rPr>
+          <w:sz w:val="28"/>
+          <w:szCs w:val="28"/>
+        </w:rPr>
+        <w:t>BIT 2</w:t>
+      </w:r>
+      <w:r>
+        <w:rPr>
+          <w:sz w:val="28"/>
+          <w:szCs w:val="28"/>
+        </w:rPr>
+        <w:t>1503</w:t>
+      </w:r>
+      <w:r>
+        <w:rPr>
+          <w:sz w:val="28"/>
+          <w:szCs w:val="28"/>
+        </w:rPr>
+        <w:t xml:space="preserve"> </w:t>
+      </w:r>
+    </w:p>
+    <w:p>
+      <w:pPr>
+        <w:jc w:val="center"/>
+        <w:rPr>
+          <w:sz w:val="28"/>
+          <w:szCs w:val="28"/>
+        </w:rPr>
+      </w:pPr>
+      <w:r>
+        <w:rPr>
+          <w:sz w:val="28"/>
+          <w:szCs w:val="28"/>
+        </w:rPr>
+        <w:t>WEB DEVELOPMENT</w:t>
+      </w:r>
+    </w:p>
+    <w:p>
+      <w:pPr>
+        <w:jc w:val="center"/>
+        <w:rPr>
+          <w:sz w:val="28"/>
+          <w:szCs w:val="28"/>
+        </w:rPr>
+      </w:pPr>
+    </w:p>
+    <w:p>
+      <w:pPr>
+        <w:jc w:val="center"/>
+        <w:rPr>
+          <w:sz w:val="28"/>
+          <w:szCs w:val="28"/>
+        </w:rPr>
+      </w:pPr>
+    </w:p>
+    <w:p>
+      <w:pPr>
+        <w:jc w:val="center"/>
+        <w:rPr>
+          <w:sz w:val="28"/>
+          <w:szCs w:val="28"/>
+        </w:rPr>
+      </w:pPr>
+    </w:p>
+    <w:p>
+      <w:pPr>
+        <w:jc w:val="center"/>
+        <w:rPr>
+          <w:sz w:val="28"/>
+          <w:szCs w:val="28"/>
+        </w:rPr>
+      </w:pPr>
+      <w:r>
+        <w:rPr>
+          <w:sz w:val="28"/>
+          <w:szCs w:val="28"/>
+        </w:rPr>
+        <w:t xml:space="preserve">SEMESTER </w:t>
+      </w:r>
+      <w:r>
+        <w:rPr>
+          <w:sz w:val="28"/>
+          <w:szCs w:val="28"/>
+        </w:rPr>
+        <w:t>2</w:t>
+      </w:r>
+    </w:p>
+    <w:p>
+      <w:pPr>
+        <w:jc w:val="center"/>
+        <w:rPr>
+          <w:sz w:val="28"/>
+          <w:szCs w:val="28"/>
+        </w:rPr>
+      </w:pPr>
+      <w:r>
+        <w:rPr>
+          <w:sz w:val="28"/>
+          <w:szCs w:val="28"/>
+        </w:rPr>
+        <w:t>2025/2026</w:t>
+      </w:r>
+    </w:p>
+    <w:p>
+      <w:pPr>
+        <w:jc w:val="center"/>
+        <w:rPr>
+          <w:sz w:val="28"/>
+          <w:szCs w:val="28"/>
+        </w:rPr>
+      </w:pPr>
+    </w:p>
+    <w:p>
+      <w:pPr>
+        <w:jc w:val="center"/>
+        <w:rPr>
+          <w:sz w:val="28"/>
+          <w:szCs w:val="28"/>
+        </w:rPr>
+      </w:pPr>
+    </w:p>
+    <w:p>
+      <w:pPr>
+        <w:jc w:val="center"/>
+        <w:rPr>
+          <w:sz w:val="28"/>
+          <w:szCs w:val="28"/>
+        </w:rPr>
+      </w:pPr>
+    </w:p>
+    <w:p>
+      <w:pPr>
+        <w:jc w:val="center"/>
+        <w:rPr>
+          <w:sz w:val="28"/>
+          <w:szCs w:val="28"/>
+        </w:rPr>
+      </w:pPr>
+    </w:p>
+    <w:p>
+      <w:pPr>
+        <w:jc w:val="center"/>
+        <w:rPr>
+          <w:sz w:val="28"/>
+          <w:szCs w:val="28"/>
+        </w:rPr>
+      </w:pPr>
+    </w:p>
+    <w:p>
+      <w:pPr>
+        <w:jc w:val="center"/>
+        <w:rPr>
+          <w:sz w:val="28"/>
+          <w:szCs w:val="28"/>
+        </w:rPr>
+      </w:pPr>
+      <w:r>
+        <w:rPr>
+          <w:sz w:val="28"/>
+          <w:szCs w:val="28"/>
+        </w:rPr>
+        <w:t>INDIVIDUAL ASSIGNMENT</w:t>
+      </w:r>
+    </w:p>
+    <w:p>
+      <w:pPr>
+        <w:spacing w:after="160"/>
+        <w:jc w:val="center"/>
+        <w:rPr>
+          <w:b/>
+          <w:bCs/>
+          <w:sz w:val="28"/>
+          <w:szCs w:val="28"/>
+        </w:rPr>
+      </w:pPr>
+      <w:r>
+        <w:rPr>
+          <w:b/>
+          <w:bCs/>
+          <w:sz w:val="28"/>
+          <w:szCs w:val="28"/>
+        </w:rPr>
+        <w:t xml:space="preserve">LAB </w:t>
+      </w:r>
+      <w:r>
+        <w:rPr>
+          <w:b/>
+          <w:bCs/>
+          <w:sz w:val="28"/>
+          <w:szCs w:val="28"/>
+        </w:rPr>
+        <w:t>4A</w:t>
+      </w:r>
+      <w:r>
+        <w:rPr>
+          <w:b/>
+          <w:bCs/>
+          <w:sz w:val="28"/>
+          <w:szCs w:val="28"/>
+        </w:rPr>
+        <w:t>:</w:t>
+      </w:r>
+      <w:r>
+        <w:rPr>
+          <w:b/>
+          <w:bCs/>
+          <w:sz w:val="28"/>
+          <w:szCs w:val="28"/>
+        </w:rPr>
+        <w:t xml:space="preserve"> </w:t>
+      </w:r>
+      <w:r>
+        <w:rPr>
+          <w:b/>
+          <w:bCs/>
+          <w:sz w:val="28"/>
+          <w:szCs w:val="28"/>
+        </w:rPr>
+        <w:t>JAVASCRIPT</w:t>
+      </w:r>
+    </w:p>
+    <w:p>
+      <w:pPr>
+        <w:jc w:val="center"/>
+        <w:rPr>
+          <w:sz w:val="28"/>
+          <w:szCs w:val="28"/>
+        </w:rPr>
+      </w:pPr>
+    </w:p>
+    <w:p>
+      <w:pPr>
+        <w:jc w:val="center"/>
+        <w:rPr>
+          <w:sz w:val="28"/>
+          <w:szCs w:val="28"/>
+        </w:rPr>
+      </w:pPr>
+    </w:p>
+    <w:p>
+      <w:pPr>
+        <w:jc w:val="center"/>
+        <w:rPr>
+          <w:b/>
+          <w:bCs/>
+          <w:sz w:val="28"/>
+          <w:szCs w:val="28"/>
+        </w:rPr>
+      </w:pPr>
+      <w:r>
+        <w:rPr>
+          <w:b/>
+          <w:bCs/>
+          <w:sz w:val="28"/>
+          <w:szCs w:val="28"/>
+        </w:rPr>
+        <w:t>PREPARED BY:</w:t>
+      </w:r>
+    </w:p>
+    <w:p>
+      <w:pPr>
+        <w:jc w:val="center"/>
+        <w:rPr>
+          <w:sz w:val="28"/>
+          <w:szCs w:val="28"/>
+        </w:rPr>
+      </w:pPr>
+      <w:r>
+        <w:rPr>
+          <w:sz w:val="28"/>
+          <w:szCs w:val="28"/>
+        </w:rPr>
+        <w:t>KOK HUI XIN</w:t>
+      </w:r>
+    </w:p>
+    <w:p>
+      <w:pPr>
+        <w:jc w:val="center"/>
+        <w:rPr>
+          <w:sz w:val="28"/>
+          <w:szCs w:val="28"/>
+        </w:rPr>
+      </w:pPr>
+      <w:r>
+        <w:rPr>
+          <w:sz w:val="28"/>
+          <w:szCs w:val="28"/>
+        </w:rPr>
+        <w:t>AI240299</w:t>
+      </w:r>
+    </w:p>
+    <w:p>
+      <w:pPr>
+        <w:jc w:val="center"/>
+        <w:rPr>
+          <w:sz w:val="28"/>
+          <w:szCs w:val="28"/>
+        </w:rPr>
+      </w:pPr>
+      <w:r>
+        <w:rPr>
+          <w:sz w:val="28"/>
+          <w:szCs w:val="28"/>
+        </w:rPr>
+        <w:t xml:space="preserve">SECTION </w:t>
+      </w:r>
+      <w:r>
+        <w:rPr>
+          <w:sz w:val="28"/>
+          <w:szCs w:val="28"/>
+        </w:rPr>
+        <w:t>2</w:t>
+      </w:r>
+    </w:p>
+    <w:p>
+      <w:pPr>
+        <w:jc w:val="center"/>
+        <w:rPr>
+          <w:b/>
+          <w:bCs/>
+          <w:sz w:val="28"/>
+          <w:szCs w:val="28"/>
+        </w:rPr>
+      </w:pPr>
+    </w:p>
+    <w:p>
+      <w:pPr>
+        <w:jc w:val="center"/>
+        <w:rPr>
+          <w:b/>
+          <w:bCs/>
+          <w:sz w:val="28"/>
+          <w:szCs w:val="28"/>
+        </w:rPr>
+      </w:pPr>
+    </w:p>
+    <w:p>
+      <w:pPr>
+        <w:jc w:val="center"/>
+        <w:rPr>
+          <w:sz w:val="32"/>
+          <w:szCs w:val="32"/>
+        </w:rPr>
+      </w:pPr>
+      <w:r>
+        <w:rPr>
+          <w:b/>
+          <w:bCs/>
+          <w:sz w:val="28"/>
+          <w:szCs w:val="28"/>
+        </w:rPr>
+        <w:t>LECTURER</w:t>
+      </w:r>
+      <w:r>
+        <w:rPr>
+          <w:sz w:val="28"/>
+          <w:szCs w:val="28"/>
+        </w:rPr>
+        <w:t xml:space="preserve">: </w:t>
+      </w:r>
+      <w:r>
+        <w:rPr>
+          <w:sz w:val="32"/>
+          <w:szCs w:val="32"/>
+        </w:rPr>
+        <w:t xml:space="preserve">Dr. </w:t>
+      </w:r>
+      <w:proofErr w:type="spellStart"/>
+      <w:r>
+        <w:rPr>
+          <w:sz w:val="32"/>
+          <w:szCs w:val="32"/>
+        </w:rPr>
+        <w:t>Cik</w:t>
+      </w:r>
+      <w:proofErr w:type="spellEnd"/>
+      <w:r>
+        <w:rPr>
+          <w:sz w:val="32"/>
+          <w:szCs w:val="32"/>
+        </w:rPr>
+        <w:t xml:space="preserve"> </w:t>
+      </w:r>
+      <w:proofErr w:type="spellStart"/>
+      <w:r>
+        <w:rPr>
+          <w:sz w:val="32"/>
+          <w:szCs w:val="32"/>
+        </w:rPr>
+        <w:t>Feresa</w:t>
+      </w:r>
+      <w:proofErr w:type="spellEnd"/>
+      <w:r>
+        <w:rPr>
+          <w:sz w:val="32"/>
+          <w:szCs w:val="32"/>
+        </w:rPr>
+        <w:t xml:space="preserve"> Binti Mohd </w:t>
+      </w:r>
+      <w:proofErr w:type="spellStart"/>
+      <w:r>
+        <w:rPr>
+          <w:sz w:val="32"/>
+          <w:szCs w:val="32"/>
+        </w:rPr>
+        <w:t>Foozy</w:t>
+      </w:r>
+      <w:proofErr w:type="spellEnd"/>
+    </w:p>
+    <w:p/>
+    <w:bookmarkEnd w:id="0"/>
+    <w:p/>
+    <w:p/>
+    <w:p>
+      <w:pPr>
         <w:pStyle w:val="Heading1"/>
         <w:spacing w:before="0" w:line="240" w:lineRule="auto"/>
         <w:rPr>
@@ -18,6 +526,7 @@
           <w:sz w:val="24"/>
           <w:szCs w:val="24"/>
         </w:rPr>
+        <w:lastRenderedPageBreak/>
         <w:t>Lab #4</w:t>
       </w:r>
       <w:r>
@@ -289,6 +798,7 @@
           <w:szCs w:val="24"/>
         </w:rPr>
       </w:pPr>
+      <w:bookmarkStart w:id="1" w:name="OLE_LINK4"/>
       <w:r>
         <w:rPr>
           <w:rFonts w:ascii="Times New Roman" w:hAnsi="Times New Roman" w:cs="Times New Roman"/>
@@ -495,6 +1005,125 @@
           <w:szCs w:val="20"/>
         </w:rPr>
         <w:t>&lt;/div&gt;</w:t>
+      </w:r>
+    </w:p>
+    <w:bookmarkEnd w:id="1"/>
+    <w:p>
+      <w:r>
+        <w:drawing>
+          <wp:inline distT="0" distB="0" distL="0" distR="0" wp14:anchorId="6E5A231F" wp14:editId="13025A98">
+            <wp:extent cx="5753599" cy="3589331"/>
+            <wp:effectExtent l="0" t="0" r="0" b="0"/>
+            <wp:docPr id="1003029201" name="Picture 1"/>
+            <wp:cNvGraphicFramePr>
+              <a:graphicFrameLocks xmlns:a="http://schemas.openxmlformats.org/drawingml/2006/main" noChangeAspect="1"/>
+            </wp:cNvGraphicFramePr>
+            <a:graphic xmlns:a="http://schemas.openxmlformats.org/drawingml/2006/main">
+              <a:graphicData uri="http://schemas.openxmlformats.org/drawingml/2006/picture">
+                <pic:pic xmlns:pic="http://schemas.openxmlformats.org/drawingml/2006/picture">
+                  <pic:nvPicPr>
+                    <pic:cNvPr id="1003029201" name=""/>
+                    <pic:cNvPicPr/>
+                  </pic:nvPicPr>
+                  <pic:blipFill>
+                    <a:blip r:embed="rId11"/>
+                    <a:stretch>
+                      <a:fillRect/>
+                    </a:stretch>
+                  </pic:blipFill>
+                  <pic:spPr>
+                    <a:xfrm>
+                      <a:off x="0" y="0"/>
+                      <a:ext cx="5753599" cy="3589331"/>
+                    </a:xfrm>
+                    <a:prstGeom prst="rect">
+                      <a:avLst/>
+                    </a:prstGeom>
+                  </pic:spPr>
+                </pic:pic>
+              </a:graphicData>
+            </a:graphic>
+          </wp:inline>
+        </w:drawing>
+      </w:r>
+    </w:p>
+    <w:p>
+      <w:r>
+        <w:lastRenderedPageBreak/>
+        <w:drawing>
+          <wp:inline distT="0" distB="0" distL="0" distR="0" wp14:anchorId="50AAC7D7" wp14:editId="360A876D">
+            <wp:extent cx="5943600" cy="3007360"/>
+            <wp:effectExtent l="0" t="0" r="0" b="2540"/>
+            <wp:docPr id="967969091" name="Picture 1"/>
+            <wp:cNvGraphicFramePr>
+              <a:graphicFrameLocks xmlns:a="http://schemas.openxmlformats.org/drawingml/2006/main" noChangeAspect="1"/>
+            </wp:cNvGraphicFramePr>
+            <a:graphic xmlns:a="http://schemas.openxmlformats.org/drawingml/2006/main">
+              <a:graphicData uri="http://schemas.openxmlformats.org/drawingml/2006/picture">
+                <pic:pic xmlns:pic="http://schemas.openxmlformats.org/drawingml/2006/picture">
+                  <pic:nvPicPr>
+                    <pic:cNvPr id="967969091" name=""/>
+                    <pic:cNvPicPr/>
+                  </pic:nvPicPr>
+                  <pic:blipFill>
+                    <a:blip r:embed="rId12"/>
+                    <a:stretch>
+                      <a:fillRect/>
+                    </a:stretch>
+                  </pic:blipFill>
+                  <pic:spPr>
+                    <a:xfrm>
+                      <a:off x="0" y="0"/>
+                      <a:ext cx="5943600" cy="3007360"/>
+                    </a:xfrm>
+                    <a:prstGeom prst="rect">
+                      <a:avLst/>
+                    </a:prstGeom>
+                  </pic:spPr>
+                </pic:pic>
+              </a:graphicData>
+            </a:graphic>
+          </wp:inline>
+        </w:drawing>
+      </w:r>
+    </w:p>
+    <w:p>
+      <w:r>
+        <w:drawing>
+          <wp:inline distT="0" distB="0" distL="0" distR="0" wp14:anchorId="0CE95688" wp14:editId="1821CCB4">
+            <wp:extent cx="5943600" cy="2974975"/>
+            <wp:effectExtent l="0" t="0" r="0" b="0"/>
+            <wp:docPr id="963690859" name="Picture 1"/>
+            <wp:cNvGraphicFramePr>
+              <a:graphicFrameLocks xmlns:a="http://schemas.openxmlformats.org/drawingml/2006/main" noChangeAspect="1"/>
+            </wp:cNvGraphicFramePr>
+            <a:graphic xmlns:a="http://schemas.openxmlformats.org/drawingml/2006/main">
+              <a:graphicData uri="http://schemas.openxmlformats.org/drawingml/2006/picture">
+                <pic:pic xmlns:pic="http://schemas.openxmlformats.org/drawingml/2006/picture">
+                  <pic:nvPicPr>
+                    <pic:cNvPr id="963690859" name=""/>
+                    <pic:cNvPicPr/>
+                  </pic:nvPicPr>
+                  <pic:blipFill>
+                    <a:blip r:embed="rId13"/>
+                    <a:stretch>
+                      <a:fillRect/>
+                    </a:stretch>
+                  </pic:blipFill>
+                  <pic:spPr>
+                    <a:xfrm>
+                      <a:off x="0" y="0"/>
+                      <a:ext cx="5943600" cy="2974975"/>
+                    </a:xfrm>
+                    <a:prstGeom prst="rect">
+                      <a:avLst/>
+                    </a:prstGeom>
+                  </pic:spPr>
+                </pic:pic>
+              </a:graphicData>
+            </a:graphic>
+          </wp:inline>
+        </w:drawing>
       </w:r>
     </w:p>
     <w:p>
@@ -946,7 +1575,6 @@
           <w:sz w:val="24"/>
           <w:szCs w:val="24"/>
         </w:rPr>
-        <w:lastRenderedPageBreak/>
         <w:t xml:space="preserve">Complete the JavaScript </w:t>
       </w:r>
       <w:r>
@@ -1745,8 +2373,8 @@
     <w:p>
       <w:pPr>
         <w:sectPr>
-          <w:headerReference w:type="default" r:id="rId10"/>
-          <w:footerReference w:type="default" r:id="rId11"/>
+          <w:headerReference w:type="default" r:id="rId14"/>
+          <w:footerReference w:type="default" r:id="rId15"/>
           <w:pgSz w:w="12240" w:h="15840"/>
           <w:pgMar w:top="1440" w:right="1440" w:bottom="1440" w:left="1440" w:header="720" w:footer="720" w:gutter="0"/>
           <w:cols w:space="720"/>
@@ -2916,7 +3544,7 @@
               <w:lang w:val="ms-MY"/>
             </w:rPr>
           </w:pPr>
-          <w:bookmarkStart w:id="0" w:name="_Hlk84514270"/>
+          <w:bookmarkStart w:id="2" w:name="_Hlk84514270"/>
           <w:r>
             <w:rPr>
               <w:noProof/>
@@ -3083,7 +3711,7 @@
         </w:p>
       </w:tc>
     </w:tr>
-    <w:bookmarkEnd w:id="0"/>
+    <w:bookmarkEnd w:id="2"/>
   </w:tbl>
   <w:p>
     <w:pPr>
@@ -4766,6 +5394,26 @@
 </file>
 
 <file path=customXml/item1.xml><?xml version="1.0" encoding="utf-8"?>
+<p:properties xmlns:p="http://schemas.microsoft.com/office/2006/metadata/properties" xmlns:xsi="http://www.w3.org/2001/XMLSchema-instance" xmlns:pc="http://schemas.microsoft.com/office/infopath/2007/PartnerControls">
+  <documentManagement>
+    <lcf76f155ced4ddcb4097134ff3c332f xmlns="1e182ba4-dce2-48d2-aba0-8f41c76c6871">
+      <Terms xmlns="http://schemas.microsoft.com/office/infopath/2007/PartnerControls"/>
+    </lcf76f155ced4ddcb4097134ff3c332f>
+    <TaxCatchAll xmlns="2f6d4334-7405-4ae3-8862-44dd9fcabf90" xsi:nil="true"/>
+  </documentManagement>
+</p:properties>
+</file>
+
+<file path=customXml/item2.xml><?xml version="1.0" encoding="utf-8"?>
+<?mso-contentType ?>
+<FormTemplates xmlns="http://schemas.microsoft.com/sharepoint/v3/contenttype/forms">
+  <Display>DocumentLibraryForm</Display>
+  <Edit>DocumentLibraryForm</Edit>
+  <New>DocumentLibraryForm</New>
+</FormTemplates>
+</file>
+
+<file path=customXml/item3.xml><?xml version="1.0" encoding="utf-8"?>
 <ct:contentTypeSchema xmlns:ct="http://schemas.microsoft.com/office/2006/metadata/contentType" xmlns:ma="http://schemas.microsoft.com/office/2006/metadata/properties/metaAttributes" ct:_="" ma:_="" ma:contentTypeName="Document" ma:contentTypeID="0x010100B88AE0AD9301334C9DF6E93D7F288A32" ma:contentTypeVersion="12" ma:contentTypeDescription="Create a new document." ma:contentTypeScope="" ma:versionID="7157930317dad6f548352d0fa7f3bc91">
   <xsd:schema xmlns:xsd="http://www.w3.org/2001/XMLSchema" xmlns:xs="http://www.w3.org/2001/XMLSchema" xmlns:p="http://schemas.microsoft.com/office/2006/metadata/properties" xmlns:ns2="1e182ba4-dce2-48d2-aba0-8f41c76c6871" xmlns:ns3="2f6d4334-7405-4ae3-8862-44dd9fcabf90" targetNamespace="http://schemas.microsoft.com/office/2006/metadata/properties" ma:root="true" ma:fieldsID="2f228a36ad8bf94e8ffcc128ff16f1a7" ns2:_="" ns3:_="">
     <xsd:import namespace="1e182ba4-dce2-48d2-aba0-8f41c76c6871"/>
@@ -4966,27 +5614,26 @@
 </ct:contentTypeSchema>
 </file>
 
-<file path=customXml/item2.xml><?xml version="1.0" encoding="utf-8"?>
-<?mso-contentType ?>
-<FormTemplates xmlns="http://schemas.microsoft.com/sharepoint/v3/contenttype/forms">
-  <Display>DocumentLibraryForm</Display>
-  <Edit>DocumentLibraryForm</Edit>
-  <New>DocumentLibraryForm</New>
-</FormTemplates>
+<file path=customXml/itemProps1.xml><?xml version="1.0" encoding="utf-8"?>
+<ds:datastoreItem xmlns:ds="http://schemas.openxmlformats.org/officeDocument/2006/customXml" ds:itemID="{A9254E9D-3FC4-446A-8EB6-0CC938B2164B}">
+  <ds:schemaRefs>
+    <ds:schemaRef ds:uri="http://schemas.microsoft.com/office/2006/metadata/properties"/>
+    <ds:schemaRef ds:uri="http://schemas.microsoft.com/office/infopath/2007/PartnerControls"/>
+    <ds:schemaRef ds:uri="1e182ba4-dce2-48d2-aba0-8f41c76c6871"/>
+    <ds:schemaRef ds:uri="2f6d4334-7405-4ae3-8862-44dd9fcabf90"/>
+  </ds:schemaRefs>
+</ds:datastoreItem>
 </file>
 
-<file path=customXml/item3.xml><?xml version="1.0" encoding="utf-8"?>
-<p:properties xmlns:p="http://schemas.microsoft.com/office/2006/metadata/properties" xmlns:xsi="http://www.w3.org/2001/XMLSchema-instance" xmlns:pc="http://schemas.microsoft.com/office/infopath/2007/PartnerControls">
-  <documentManagement>
-    <lcf76f155ced4ddcb4097134ff3c332f xmlns="1e182ba4-dce2-48d2-aba0-8f41c76c6871">
-      <Terms xmlns="http://schemas.microsoft.com/office/infopath/2007/PartnerControls"/>
-    </lcf76f155ced4ddcb4097134ff3c332f>
-    <TaxCatchAll xmlns="2f6d4334-7405-4ae3-8862-44dd9fcabf90" xsi:nil="true"/>
-  </documentManagement>
-</p:properties>
+<file path=customXml/itemProps2.xml><?xml version="1.0" encoding="utf-8"?>
+<ds:datastoreItem xmlns:ds="http://schemas.openxmlformats.org/officeDocument/2006/customXml" ds:itemID="{8F08DCFA-DCA4-42C1-B761-A69F59D39C2C}">
+  <ds:schemaRefs>
+    <ds:schemaRef ds:uri="http://schemas.microsoft.com/sharepoint/v3/contenttype/forms"/>
+  </ds:schemaRefs>
+</ds:datastoreItem>
 </file>
 
-<file path=customXml/itemProps1.xml><?xml version="1.0" encoding="utf-8"?>
+<file path=customXml/itemProps3.xml><?xml version="1.0" encoding="utf-8"?>
 <ds:datastoreItem xmlns:ds="http://schemas.openxmlformats.org/officeDocument/2006/customXml" ds:itemID="{A06CB9B8-10CC-405F-B330-CE1CB2DBE50B}">
   <ds:schemaRefs>
     <ds:schemaRef ds:uri="http://schemas.microsoft.com/office/2006/metadata/contentType"/>
@@ -5003,23 +5650,4 @@
     <ds:schemaRef ds:uri="http://schemas.microsoft.com/internal/obd"/>
   </ds:schemaRefs>
 </ds:datastoreItem>
-</file>
-
-<file path=customXml/itemProps2.xml><?xml version="1.0" encoding="utf-8"?>
-<ds:datastoreItem xmlns:ds="http://schemas.openxmlformats.org/officeDocument/2006/customXml" ds:itemID="{8F08DCFA-DCA4-42C1-B761-A69F59D39C2C}">
-  <ds:schemaRefs>
-    <ds:schemaRef ds:uri="http://schemas.microsoft.com/sharepoint/v3/contenttype/forms"/>
-  </ds:schemaRefs>
-</ds:datastoreItem>
-</file>
-
-<file path=customXml/itemProps3.xml><?xml version="1.0" encoding="utf-8"?>
-<ds:datastoreItem xmlns:ds="http://schemas.openxmlformats.org/officeDocument/2006/customXml" ds:itemID="{A9254E9D-3FC4-446A-8EB6-0CC938B2164B}">
-  <ds:schemaRefs>
-    <ds:schemaRef ds:uri="http://schemas.microsoft.com/office/2006/metadata/properties"/>
-    <ds:schemaRef ds:uri="http://schemas.microsoft.com/office/infopath/2007/PartnerControls"/>
-    <ds:schemaRef ds:uri="1e182ba4-dce2-48d2-aba0-8f41c76c6871"/>
-    <ds:schemaRef ds:uri="2f6d4334-7405-4ae3-8862-44dd9fcabf90"/>
-  </ds:schemaRefs>
-</ds:datastoreItem>
 </file>